--- a/submission_package/Project_Report 9.docx
+++ b/submission_package/Project_Report 9.docx
@@ -11414,7 +11414,7 @@
           <wp:inline xmlns:wp14="http://schemas.microsoft.com/office/word/2010/wordprocessingDrawing" distT="0" distB="0" distL="0" distR="0" wp14:anchorId="30ABA9FE" wp14:editId="7777777">
             <wp:extent cx="3840480" cy="4334256"/>
             <wp:effectExtent l="0" t="0" r="0" b="0"/>
-            <wp:docPr id="399335099" name="azure_deployment.png" descr="Reference cloud deployment on Microsoft Azure" title="Reference cloud deployment on Microsoft Azure"/>
+            <wp:docPr id="399335099" name="azure_deployment.png" descr="Cloud deployment on Microsoft Azure" title="Cloud deployment on Microsoft Azure"/>
             <wp:cNvGraphicFramePr>
               <a:graphicFrameLocks xmlns:a="http://schemas.openxmlformats.org/drawingml/2006/main" noChangeAspect="1"/>
             </wp:cNvGraphicFramePr>
@@ -11494,7 +11494,7 @@
           <w:sz w:val="20"/>
           <w:szCs w:val="20"/>
         </w:rPr>
-        <w:t xml:space="preserve">:  Reference cloud deployment on Microsoft Azure (health-checked, not used for the experiments)</w:t>
+        <w:t xml:space="preserve">:  Cloud deployment on Microsoft Azure</w:t>
       </w:r>
     </w:p>
     <w:p xmlns:wp14="http://schemas.microsoft.com/office/word/2010/wordml" wp14:textId="77777777">
